--- a/UIPrototype/Vision文档.docx
+++ b/UIPrototype/Vision文档.docx
@@ -78,7 +78,7 @@
     </w:p>
     <w:p>
       <w:pPr>
-        <w:pStyle w:val="45"/>
+        <w:pStyle w:val="46"/>
       </w:pPr>
     </w:p>
     <w:p>
@@ -161,7 +161,7 @@
           </w:tcPr>
           <w:p>
             <w:pPr>
-              <w:pStyle w:val="38"/>
+              <w:pStyle w:val="39"/>
               <w:jc w:val="center"/>
               <w:rPr>
                 <w:b/>
@@ -182,7 +182,7 @@
           </w:tcPr>
           <w:p>
             <w:pPr>
-              <w:pStyle w:val="38"/>
+              <w:pStyle w:val="39"/>
               <w:jc w:val="center"/>
               <w:rPr>
                 <w:b/>
@@ -203,7 +203,7 @@
           </w:tcPr>
           <w:p>
             <w:pPr>
-              <w:pStyle w:val="38"/>
+              <w:pStyle w:val="39"/>
               <w:jc w:val="center"/>
               <w:rPr>
                 <w:b/>
@@ -224,7 +224,7 @@
           </w:tcPr>
           <w:p>
             <w:pPr>
-              <w:pStyle w:val="38"/>
+              <w:pStyle w:val="39"/>
               <w:jc w:val="center"/>
               <w:rPr>
                 <w:b/>
@@ -263,7 +263,7 @@
           </w:tcPr>
           <w:p>
             <w:pPr>
-              <w:pStyle w:val="38"/>
+              <w:pStyle w:val="39"/>
               <w:rPr>
                 <w:rFonts w:hint="default" w:eastAsia="宋体"/>
                 <w:lang w:val="en-US" w:eastAsia="zh-CN"/>
@@ -284,7 +284,7 @@
           </w:tcPr>
           <w:p>
             <w:pPr>
-              <w:pStyle w:val="38"/>
+              <w:pStyle w:val="39"/>
               <w:rPr>
                 <w:rFonts w:hint="default" w:eastAsia="宋体"/>
                 <w:lang w:val="en-US" w:eastAsia="zh-CN"/>
@@ -305,7 +305,7 @@
           </w:tcPr>
           <w:p>
             <w:pPr>
-              <w:pStyle w:val="38"/>
+              <w:pStyle w:val="39"/>
               <w:rPr>
                 <w:rFonts w:hint="default" w:eastAsia="宋体"/>
                 <w:lang w:val="en-US" w:eastAsia="zh-CN"/>
@@ -326,7 +326,7 @@
           </w:tcPr>
           <w:p>
             <w:pPr>
-              <w:pStyle w:val="38"/>
+              <w:pStyle w:val="39"/>
               <w:rPr>
                 <w:rFonts w:hint="eastAsia" w:eastAsia="宋体"/>
                 <w:lang w:val="en-US" w:eastAsia="zh-CN"/>
@@ -365,7 +365,7 @@
           </w:tcPr>
           <w:p>
             <w:pPr>
-              <w:pStyle w:val="38"/>
+              <w:pStyle w:val="39"/>
               <w:rPr>
                 <w:rFonts w:hint="default" w:eastAsia="宋体"/>
                 <w:lang w:val="en-US" w:eastAsia="zh-CN"/>
@@ -388,7 +388,7 @@
           </w:tcPr>
           <w:p>
             <w:pPr>
-              <w:pStyle w:val="38"/>
+              <w:pStyle w:val="39"/>
               <w:rPr>
                 <w:rFonts w:hint="default" w:eastAsia="宋体"/>
                 <w:lang w:val="en-US" w:eastAsia="zh-CN"/>
@@ -409,7 +409,7 @@
           </w:tcPr>
           <w:p>
             <w:pPr>
-              <w:pStyle w:val="38"/>
+              <w:pStyle w:val="39"/>
               <w:rPr>
                 <w:rFonts w:hint="default" w:eastAsia="宋体"/>
                 <w:lang w:val="en-US" w:eastAsia="zh-CN"/>
@@ -430,7 +430,7 @@
           </w:tcPr>
           <w:p>
             <w:pPr>
-              <w:pStyle w:val="38"/>
+              <w:pStyle w:val="39"/>
               <w:rPr>
                 <w:rFonts w:hint="default" w:eastAsia="宋体"/>
                 <w:lang w:val="en-US" w:eastAsia="zh-CN"/>
@@ -469,7 +469,7 @@
           </w:tcPr>
           <w:p>
             <w:pPr>
-              <w:pStyle w:val="38"/>
+              <w:pStyle w:val="39"/>
             </w:pPr>
           </w:p>
         </w:tc>
@@ -479,7 +479,7 @@
           </w:tcPr>
           <w:p>
             <w:pPr>
-              <w:pStyle w:val="38"/>
+              <w:pStyle w:val="39"/>
             </w:pPr>
           </w:p>
         </w:tc>
@@ -489,7 +489,7 @@
           </w:tcPr>
           <w:p>
             <w:pPr>
-              <w:pStyle w:val="38"/>
+              <w:pStyle w:val="39"/>
             </w:pPr>
           </w:p>
         </w:tc>
@@ -499,7 +499,7 @@
           </w:tcPr>
           <w:p>
             <w:pPr>
-              <w:pStyle w:val="38"/>
+              <w:pStyle w:val="39"/>
             </w:pPr>
           </w:p>
         </w:tc>
@@ -527,7 +527,7 @@
           </w:tcPr>
           <w:p>
             <w:pPr>
-              <w:pStyle w:val="38"/>
+              <w:pStyle w:val="39"/>
             </w:pPr>
           </w:p>
         </w:tc>
@@ -537,7 +537,7 @@
           </w:tcPr>
           <w:p>
             <w:pPr>
-              <w:pStyle w:val="38"/>
+              <w:pStyle w:val="39"/>
             </w:pPr>
           </w:p>
         </w:tc>
@@ -547,7 +547,7 @@
           </w:tcPr>
           <w:p>
             <w:pPr>
-              <w:pStyle w:val="38"/>
+              <w:pStyle w:val="39"/>
             </w:pPr>
           </w:p>
         </w:tc>
@@ -557,7 +557,7 @@
           </w:tcPr>
           <w:p>
             <w:pPr>
-              <w:pStyle w:val="38"/>
+              <w:pStyle w:val="39"/>
             </w:pPr>
           </w:p>
         </w:tc>
@@ -2536,8 +2536,8 @@
         </w:numPr>
         <w:ind w:left="720" w:hanging="720"/>
       </w:pPr>
-      <w:bookmarkStart w:id="2" w:name="_Toc498919233"/>
-      <w:bookmarkStart w:id="3" w:name="_Toc54270132"/>
+      <w:bookmarkStart w:id="2" w:name="_Toc54270132"/>
+      <w:bookmarkStart w:id="3" w:name="_Toc498919233"/>
       <w:r>
         <w:rPr>
           <w:rFonts w:hint="eastAsia"/>
@@ -2685,8 +2685,8 @@
         </w:numPr>
         <w:ind w:left="720" w:hanging="720"/>
       </w:pPr>
-      <w:bookmarkStart w:id="8" w:name="_Toc54270135"/>
-      <w:bookmarkStart w:id="9" w:name="_Toc498919236"/>
+      <w:bookmarkStart w:id="8" w:name="_Toc498919236"/>
+      <w:bookmarkStart w:id="9" w:name="_Toc54270135"/>
       <w:r>
         <w:rPr>
           <w:rFonts w:hint="eastAsia"/>
@@ -2778,8 +2778,8 @@
         </w:numPr>
         <w:ind w:left="720" w:hanging="720"/>
       </w:pPr>
-      <w:bookmarkStart w:id="10" w:name="_Toc498919238"/>
-      <w:bookmarkStart w:id="11" w:name="_Toc54270136"/>
+      <w:bookmarkStart w:id="10" w:name="_Toc54270136"/>
+      <w:bookmarkStart w:id="11" w:name="_Toc498919238"/>
       <w:r>
         <w:rPr>
           <w:rFonts w:hint="eastAsia"/>
@@ -2910,7 +2910,7 @@
           </w:tcPr>
           <w:p>
             <w:pPr>
-              <w:pStyle w:val="45"/>
+              <w:pStyle w:val="46"/>
               <w:rPr>
                 <w:rFonts w:hint="default" w:eastAsia="宋体"/>
                 <w:i w:val="0"/>
@@ -2988,7 +2988,7 @@
           </w:tcPr>
           <w:p>
             <w:pPr>
-              <w:pStyle w:val="45"/>
+              <w:pStyle w:val="46"/>
               <w:rPr>
                 <w:rFonts w:hint="default" w:eastAsia="宋体"/>
                 <w:lang w:val="en-US" w:eastAsia="zh-CN"/>
@@ -3053,7 +3053,7 @@
           </w:tcPr>
           <w:p>
             <w:pPr>
-              <w:pStyle w:val="45"/>
+              <w:pStyle w:val="46"/>
               <w:rPr>
                 <w:rFonts w:hint="default" w:eastAsia="宋体"/>
                 <w:lang w:val="en-US" w:eastAsia="zh-CN"/>
@@ -3117,7 +3117,7 @@
           </w:tcPr>
           <w:p>
             <w:pPr>
-              <w:pStyle w:val="45"/>
+              <w:pStyle w:val="46"/>
               <w:rPr>
                 <w:rFonts w:hint="default" w:eastAsia="宋体"/>
                 <w:lang w:val="en-US" w:eastAsia="zh-CN"/>
@@ -3187,7 +3187,7 @@
           </w:tcPr>
           <w:p>
             <w:pPr>
-              <w:pStyle w:val="45"/>
+              <w:pStyle w:val="46"/>
               <w:rPr>
                 <w:rFonts w:hint="default" w:eastAsia="宋体"/>
                 <w:lang w:val="en-US" w:eastAsia="zh-CN"/>
@@ -3257,7 +3257,7 @@
           </w:tcPr>
           <w:p>
             <w:pPr>
-              <w:pStyle w:val="45"/>
+              <w:pStyle w:val="46"/>
               <w:rPr>
                 <w:rFonts w:hint="default" w:eastAsia="宋体"/>
                 <w:lang w:val="en-US" w:eastAsia="zh-CN"/>
@@ -3327,7 +3327,7 @@
           </w:tcPr>
           <w:p>
             <w:pPr>
-              <w:pStyle w:val="45"/>
+              <w:pStyle w:val="46"/>
               <w:rPr>
                 <w:rFonts w:hint="eastAsia" w:eastAsia="宋体"/>
                 <w:lang w:val="en-US" w:eastAsia="zh-CN"/>
@@ -3407,7 +3407,7 @@
           </w:tcPr>
           <w:p>
             <w:pPr>
-              <w:pStyle w:val="45"/>
+              <w:pStyle w:val="46"/>
               <w:rPr>
                 <w:rFonts w:hint="default" w:eastAsia="宋体"/>
                 <w:lang w:val="en-US" w:eastAsia="zh-CN"/>
@@ -3477,7 +3477,7 @@
           </w:tcPr>
           <w:p>
             <w:pPr>
-              <w:pStyle w:val="45"/>
+              <w:pStyle w:val="46"/>
               <w:rPr>
                 <w:rFonts w:hint="default" w:eastAsia="宋体"/>
                 <w:lang w:val="en-US" w:eastAsia="zh-CN"/>
@@ -3546,7 +3546,7 @@
           </w:tcPr>
           <w:p>
             <w:pPr>
-              <w:pStyle w:val="45"/>
+              <w:pStyle w:val="46"/>
               <w:rPr>
                 <w:rFonts w:hint="default" w:eastAsia="宋体"/>
                 <w:lang w:val="en-US" w:eastAsia="zh-CN"/>
@@ -3730,8 +3730,8 @@
         </w:numPr>
         <w:ind w:left="720" w:hanging="720"/>
       </w:pPr>
-      <w:bookmarkStart w:id="20" w:name="_Toc498919244"/>
-      <w:bookmarkStart w:id="21" w:name="_Toc54270142"/>
+      <w:bookmarkStart w:id="20" w:name="_Toc54270142"/>
+      <w:bookmarkStart w:id="21" w:name="_Toc498919244"/>
       <w:r>
         <w:rPr>
           <w:rFonts w:hint="eastAsia"/>
@@ -3898,7 +3898,7 @@
           </w:tcPr>
           <w:p>
             <w:pPr>
-              <w:pStyle w:val="45"/>
+              <w:pStyle w:val="46"/>
               <w:rPr>
                 <w:rFonts w:hint="eastAsia" w:eastAsia="宋体"/>
                 <w:lang w:eastAsia="zh-CN"/>
@@ -3922,7 +3922,7 @@
           </w:tcPr>
           <w:p>
             <w:pPr>
-              <w:pStyle w:val="45"/>
+              <w:pStyle w:val="46"/>
               <w:rPr>
                 <w:rFonts w:hint="default" w:eastAsia="宋体"/>
                 <w:lang w:val="en-US" w:eastAsia="zh-CN"/>
@@ -3988,7 +3988,7 @@
           </w:tcPr>
           <w:p>
             <w:pPr>
-              <w:pStyle w:val="45"/>
+              <w:pStyle w:val="46"/>
               <w:rPr>
                 <w:rFonts w:hint="default"/>
                 <w:i w:val="0"/>
@@ -4015,7 +4015,7 @@
           </w:tcPr>
           <w:p>
             <w:pPr>
-              <w:pStyle w:val="45"/>
+              <w:pStyle w:val="46"/>
               <w:rPr>
                 <w:rFonts w:hint="default"/>
                 <w:i w:val="0"/>
@@ -4082,7 +4082,7 @@
           </w:tcPr>
           <w:p>
             <w:pPr>
-              <w:pStyle w:val="45"/>
+              <w:pStyle w:val="46"/>
               <w:rPr>
                 <w:rFonts w:hint="default"/>
                 <w:i w:val="0"/>
@@ -4109,7 +4109,7 @@
           </w:tcPr>
           <w:p>
             <w:pPr>
-              <w:pStyle w:val="45"/>
+              <w:pStyle w:val="46"/>
               <w:rPr>
                 <w:rFonts w:hint="default"/>
                 <w:i w:val="0"/>
@@ -4311,7 +4311,7 @@
           </w:tcPr>
           <w:p>
             <w:pPr>
-              <w:pStyle w:val="45"/>
+              <w:pStyle w:val="46"/>
               <w:rPr>
                 <w:rFonts w:hint="default" w:eastAsia="宋体"/>
                 <w:lang w:val="en-US" w:eastAsia="zh-CN"/>
@@ -4335,7 +4335,7 @@
           </w:tcPr>
           <w:p>
             <w:pPr>
-              <w:pStyle w:val="45"/>
+              <w:pStyle w:val="46"/>
               <w:rPr>
                 <w:rFonts w:hint="default" w:eastAsia="宋体"/>
                 <w:lang w:val="en-US" w:eastAsia="zh-CN"/>
@@ -4402,7 +4402,7 @@
           </w:tcPr>
           <w:p>
             <w:pPr>
-              <w:pStyle w:val="45"/>
+              <w:pStyle w:val="46"/>
               <w:rPr>
                 <w:rFonts w:hint="default"/>
                 <w:i w:val="0"/>
@@ -4429,7 +4429,7 @@
           </w:tcPr>
           <w:p>
             <w:pPr>
-              <w:pStyle w:val="45"/>
+              <w:pStyle w:val="46"/>
               <w:rPr>
                 <w:rFonts w:hint="eastAsia" w:eastAsia="宋体"/>
                 <w:lang w:val="en-US" w:eastAsia="zh-CN"/>
@@ -5107,8 +5107,8 @@
         </w:numPr>
         <w:ind w:left="720" w:hanging="720"/>
       </w:pPr>
-      <w:bookmarkStart w:id="30" w:name="_Toc54270147"/>
-      <w:bookmarkStart w:id="31" w:name="_Toc498919254"/>
+      <w:bookmarkStart w:id="30" w:name="_Toc498919254"/>
+      <w:bookmarkStart w:id="31" w:name="_Toc54270147"/>
       <w:r>
         <w:t>&lt;</w:t>
       </w:r>
@@ -5806,7 +5806,7 @@
     </w:p>
     <w:p>
       <w:pPr>
-        <w:pStyle w:val="35"/>
+        <w:pStyle w:val="36"/>
         <w:widowControl/>
         <w:ind w:left="0" w:leftChars="0" w:firstLine="0" w:firstLineChars="0"/>
         <w:rPr>
@@ -5880,31 +5880,27 @@
       <w:pPr>
         <w:pStyle w:val="14"/>
         <w:numPr>
-          <w:ilvl w:val="0"/>
-          <w:numId w:val="2"/>
+          <w:numId w:val="0"/>
         </w:numPr>
-        <w:ind w:left="425" w:leftChars="0" w:hanging="425" w:firstLineChars="0"/>
-        <w:rPr>
-          <w:rFonts w:hint="eastAsia"/>
-          <w:lang w:val="en-US" w:eastAsia="zh-CN"/>
-        </w:rPr>
-      </w:pPr>
-      <w:r>
-        <w:rPr>
-          <w:rFonts w:hint="eastAsia"/>
-          <w:lang w:val="en-US" w:eastAsia="zh-CN"/>
-        </w:rPr>
-        <w:t>用户将不能使用任何如Cheat Engine的数据修改工具修改自己的分数来进行作弊，将在分数的储存方式上进行加密。</w:t>
+        <w:rPr>
+          <w:rFonts w:hint="eastAsia"/>
+          <w:lang w:val="en-US" w:eastAsia="zh-CN"/>
+        </w:rPr>
+      </w:pPr>
+      <w:r>
+        <w:rPr>
+          <w:rFonts w:hint="eastAsia"/>
+          <w:lang w:val="en-US" w:eastAsia="zh-CN"/>
+        </w:rPr>
+        <w:t>1、技术约束：该产品依赖于Unity游戏引擎以及Spring框架和MySQL数据库，项目可能受到使用的Unity引擎版本的限制，可能对性能有特定的要求，需要优化和调整。</w:t>
       </w:r>
     </w:p>
     <w:p>
       <w:pPr>
         <w:pStyle w:val="14"/>
         <w:numPr>
-          <w:ilvl w:val="0"/>
-          <w:numId w:val="2"/>
+          <w:numId w:val="0"/>
         </w:numPr>
-        <w:ind w:left="425" w:leftChars="0" w:hanging="425" w:firstLineChars="0"/>
         <w:rPr>
           <w:rFonts w:hint="default"/>
           <w:lang w:val="en-US" w:eastAsia="zh-CN"/>
@@ -5915,28 +5911,7 @@
           <w:rFonts w:hint="eastAsia"/>
           <w:lang w:val="en-US" w:eastAsia="zh-CN"/>
         </w:rPr>
-        <w:t>用户不能在敌对生物的必经之路上放置炮台等己方单位。</w:t>
-      </w:r>
-    </w:p>
-    <w:p>
-      <w:pPr>
-        <w:pStyle w:val="14"/>
-        <w:numPr>
-          <w:ilvl w:val="0"/>
-          <w:numId w:val="2"/>
-        </w:numPr>
-        <w:ind w:left="425" w:leftChars="0" w:hanging="425" w:firstLineChars="0"/>
-        <w:rPr>
-          <w:rFonts w:hint="default"/>
-          <w:lang w:val="en-US" w:eastAsia="zh-CN"/>
-        </w:rPr>
-      </w:pPr>
-      <w:r>
-        <w:rPr>
-          <w:rFonts w:hint="eastAsia"/>
-          <w:lang w:val="en-US" w:eastAsia="zh-CN"/>
-        </w:rPr>
-        <w:t>该产品依赖于Unity游戏引擎以及Spring框架和MySQL数据库。</w:t>
+        <w:t>2、工具约束：团队使用特定的版本控制系统（Git）来管理项目，实现团队协作。</w:t>
       </w:r>
     </w:p>
     <w:p>
@@ -5958,59 +5933,266 @@
       </w:r>
       <w:bookmarkEnd w:id="44"/>
       <w:bookmarkEnd w:id="45"/>
+    </w:p>
+    <w:p>
+      <w:r>
+        <w:t>这一部分定义了</w:t>
+      </w:r>
+      <w:r>
+        <w:rPr>
+          <w:rFonts w:hint="eastAsia"/>
+          <w:lang w:val="en-US" w:eastAsia="zh-CN"/>
+        </w:rPr>
+        <w:t>项目</w:t>
+      </w:r>
+      <w:r>
+        <w:t>的性能、健壮性、容错性、可用性以及类似特征的质量范围：</w:t>
+      </w:r>
+    </w:p>
+    <w:p>
+      <w:pPr>
+        <w:rPr/>
+      </w:pPr>
+      <w:r>
+        <w:rPr>
+          <w:rFonts w:hint="eastAsia"/>
+          <w:lang w:val="en-US" w:eastAsia="zh-CN"/>
+        </w:rPr>
+        <w:t>1、</w:t>
+      </w:r>
+      <w:r>
+        <w:rPr>
+          <w:rFonts w:hint="default"/>
+        </w:rPr>
+        <w:t>可维护性：</w:t>
+      </w:r>
+    </w:p>
+    <w:p>
+      <w:pPr>
+        <w:ind w:firstLine="720" w:firstLineChars="0"/>
+        <w:rPr/>
+      </w:pPr>
+      <w:r>
+        <w:rPr>
+          <w:rFonts w:hint="default"/>
+        </w:rPr>
+        <w:t>代码结构：游戏应该具有清晰的代码结构，易于理解和修改。</w:t>
+      </w:r>
+    </w:p>
+    <w:p>
+      <w:pPr>
+        <w:ind w:firstLine="720" w:firstLineChars="0"/>
+        <w:rPr/>
+      </w:pPr>
+      <w:r>
+        <w:rPr>
+          <w:rFonts w:hint="default"/>
+        </w:rPr>
+        <w:t>文档和注释：游戏应该有良好的文档和注释，便于团队成员理解和维护代码。</w:t>
+      </w:r>
+    </w:p>
+    <w:p>
+      <w:pPr>
+        <w:ind w:firstLine="720" w:firstLineChars="0"/>
+        <w:rPr>
+          <w:rFonts w:hint="default"/>
+        </w:rPr>
+      </w:pPr>
+      <w:r>
+        <w:rPr>
+          <w:rFonts w:hint="default"/>
+        </w:rPr>
+        <w:t>版本控制：游戏应该使用版本控制系统</w:t>
+      </w:r>
+      <w:r>
+        <w:rPr>
+          <w:rFonts w:hint="eastAsia"/>
+          <w:lang w:eastAsia="zh-CN"/>
+        </w:rPr>
+        <w:t>（</w:t>
+      </w:r>
+      <w:r>
+        <w:rPr>
+          <w:rFonts w:hint="eastAsia"/>
+          <w:lang w:val="en-US" w:eastAsia="zh-CN"/>
+        </w:rPr>
+        <w:t>git</w:t>
+      </w:r>
+      <w:r>
+        <w:rPr>
+          <w:rFonts w:hint="eastAsia"/>
+          <w:lang w:eastAsia="zh-CN"/>
+        </w:rPr>
+        <w:t>）</w:t>
+      </w:r>
+      <w:r>
+        <w:rPr>
+          <w:rFonts w:hint="default"/>
+        </w:rPr>
+        <w:t>进行管理，以便跟踪和管理代码变更。</w:t>
+      </w:r>
+    </w:p>
+    <w:p>
+      <w:pPr>
+        <w:numPr>
+          <w:ilvl w:val="0"/>
+          <w:numId w:val="2"/>
+        </w:numPr>
+        <w:rPr>
+          <w:rFonts w:hint="eastAsia"/>
+          <w:lang w:val="en-US" w:eastAsia="zh-CN"/>
+        </w:rPr>
+      </w:pPr>
+      <w:r>
+        <w:rPr>
+          <w:rFonts w:hint="eastAsia"/>
+          <w:lang w:val="en-US" w:eastAsia="zh-CN"/>
+        </w:rPr>
+        <w:t>易用性：</w:t>
+      </w:r>
+    </w:p>
+    <w:p>
+      <w:pPr>
+        <w:ind w:firstLine="720" w:firstLineChars="0"/>
+        <w:rPr>
+          <w:rFonts w:hint="eastAsia"/>
+          <w:lang w:val="en-US" w:eastAsia="zh-CN"/>
+        </w:rPr>
+      </w:pPr>
+      <w:r>
+        <w:rPr>
+          <w:rFonts w:hint="eastAsia"/>
+          <w:lang w:val="en-US" w:eastAsia="zh-CN"/>
+        </w:rPr>
+        <w:t>用户界面设计：游戏应该有清晰、直观的用户界面，使玩家能够轻松地理解游戏机制、控制方式和操作。</w:t>
+      </w:r>
+    </w:p>
+    <w:p>
+      <w:pPr>
+        <w:ind w:firstLine="720" w:firstLineChars="0"/>
+        <w:rPr>
+          <w:rFonts w:hint="eastAsia"/>
+          <w:lang w:val="en-US" w:eastAsia="zh-CN"/>
+        </w:rPr>
+      </w:pPr>
+      <w:r>
+        <w:rPr>
+          <w:rFonts w:hint="eastAsia"/>
+          <w:lang w:val="en-US" w:eastAsia="zh-CN"/>
+        </w:rPr>
+        <w:t>用户交互：游戏中的交互动作和控制应该自然流畅，不应该让玩家感到困惑或受到阻碍。</w:t>
+      </w:r>
+    </w:p>
+    <w:p>
+      <w:pPr>
+        <w:ind w:firstLine="720" w:firstLineChars="0"/>
+        <w:rPr>
+          <w:rFonts w:hint="eastAsia"/>
+          <w:lang w:val="en-US" w:eastAsia="zh-CN"/>
+        </w:rPr>
+      </w:pPr>
+      <w:r>
+        <w:rPr>
+          <w:rFonts w:hint="eastAsia"/>
+          <w:lang w:val="en-US" w:eastAsia="zh-CN"/>
+        </w:rPr>
+        <w:t>教程和提示：游戏应该提供适当的教程和提示，帮助玩家了解游戏规则和机制，以及如何进行游戏。</w:t>
+      </w:r>
+    </w:p>
+    <w:p>
+      <w:pPr>
+        <w:ind w:firstLine="720" w:firstLineChars="0"/>
+        <w:rPr>
+          <w:rFonts w:hint="eastAsia"/>
+          <w:lang w:val="en-US" w:eastAsia="zh-CN"/>
+        </w:rPr>
+      </w:pPr>
+      <w:r>
+        <w:rPr>
+          <w:rFonts w:hint="eastAsia"/>
+          <w:lang w:val="en-US" w:eastAsia="zh-CN"/>
+        </w:rPr>
+        <w:t>反馈和提示：游戏应该提供及时的反馈和提示，让玩家知道他们的操作产生了什么样的效果。</w:t>
+      </w:r>
+    </w:p>
+    <w:p>
+      <w:pPr>
+        <w:numPr>
+          <w:ilvl w:val="0"/>
+          <w:numId w:val="3"/>
+        </w:numPr>
+        <w:rPr>
+          <w:rFonts w:hint="eastAsia"/>
+          <w:lang w:val="en-US" w:eastAsia="zh-CN"/>
+        </w:rPr>
+      </w:pPr>
+      <w:r>
+        <w:rPr>
+          <w:rFonts w:hint="eastAsia"/>
+          <w:lang w:val="en-US" w:eastAsia="zh-CN"/>
+        </w:rPr>
+        <w:t>可用性：</w:t>
+      </w:r>
+    </w:p>
+    <w:p>
+      <w:pPr>
+        <w:numPr>
+          <w:numId w:val="0"/>
+        </w:numPr>
+        <w:ind w:firstLine="720" w:firstLineChars="0"/>
+        <w:rPr>
+          <w:rFonts w:hint="eastAsia"/>
+          <w:lang w:val="en-US" w:eastAsia="zh-CN"/>
+        </w:rPr>
+      </w:pPr>
+      <w:r>
+        <w:rPr>
+          <w:rFonts w:hint="eastAsia"/>
+          <w:lang w:val="en-US" w:eastAsia="zh-CN"/>
+        </w:rPr>
+        <w:t>游戏应该随时可以访问。出现的bug在三个工行日内修复</w:t>
+      </w:r>
+    </w:p>
+    <w:p>
+      <w:pPr>
+        <w:numPr>
+          <w:ilvl w:val="0"/>
+          <w:numId w:val="3"/>
+        </w:numPr>
+        <w:ind w:left="0" w:leftChars="0" w:firstLine="0" w:firstLineChars="0"/>
+        <w:rPr>
+          <w:rFonts w:hint="eastAsia"/>
+          <w:lang w:val="en-US" w:eastAsia="zh-CN"/>
+        </w:rPr>
+      </w:pPr>
+      <w:r>
+        <w:rPr>
+          <w:rFonts w:hint="eastAsia"/>
+          <w:lang w:val="en-US" w:eastAsia="zh-CN"/>
+        </w:rPr>
+        <w:t>性能：</w:t>
+      </w:r>
+    </w:p>
+    <w:p>
+      <w:pPr>
+        <w:numPr>
+          <w:numId w:val="0"/>
+        </w:numPr>
+        <w:ind w:leftChars="0" w:firstLine="720" w:firstLineChars="0"/>
+        <w:rPr>
+          <w:rFonts w:hint="default"/>
+          <w:lang w:val="en-US" w:eastAsia="zh-CN"/>
+        </w:rPr>
+      </w:pPr>
+      <w:r>
+        <w:rPr>
+          <w:rFonts w:hint="eastAsia"/>
+          <w:lang w:val="en-US" w:eastAsia="zh-CN"/>
+        </w:rPr>
+        <w:t>支持多线程并发，在4090上帧率不小于200帧，整体占用较小的内存空间。</w:t>
+      </w:r>
       <w:bookmarkStart w:id="64" w:name="_GoBack"/>
       <w:bookmarkEnd w:id="64"/>
-    </w:p>
-    <w:p>
-      <w:pPr>
-        <w:pStyle w:val="14"/>
-        <w:ind w:left="0" w:leftChars="0" w:firstLine="0" w:firstLineChars="0"/>
-        <w:rPr>
-          <w:rFonts w:hint="eastAsia"/>
-          <w:lang w:val="en-US" w:eastAsia="zh-CN"/>
-        </w:rPr>
-      </w:pPr>
-      <w:r>
-        <w:rPr>
-          <w:rFonts w:hint="eastAsia"/>
-          <w:lang w:val="en-US" w:eastAsia="zh-CN"/>
-        </w:rPr>
-        <w:t>性能需求：建议在网络信号好的环境下进行游戏，防止数据传输过程卡顿。</w:t>
-      </w:r>
-    </w:p>
-    <w:p>
-      <w:pPr>
-        <w:pStyle w:val="14"/>
-        <w:ind w:left="0" w:leftChars="0" w:firstLine="0" w:firstLineChars="0"/>
-        <w:rPr>
-          <w:rFonts w:hint="default"/>
-          <w:lang w:val="en-US" w:eastAsia="zh-CN"/>
-        </w:rPr>
-      </w:pPr>
-      <w:r>
-        <w:rPr>
-          <w:rFonts w:hint="eastAsia"/>
-          <w:lang w:val="en-US" w:eastAsia="zh-CN"/>
-        </w:rPr>
-        <w:t>易用性：这个游戏并没有令人难以理解的规则，玩家可以非常快速的上手这款游戏。</w:t>
-      </w:r>
-    </w:p>
-    <w:p>
-      <w:pPr>
-        <w:pStyle w:val="14"/>
-        <w:ind w:left="0" w:leftChars="0" w:firstLine="0" w:firstLineChars="0"/>
-        <w:rPr>
-          <w:rFonts w:hint="default"/>
-          <w:lang w:val="en-US" w:eastAsia="zh-CN"/>
-        </w:rPr>
-      </w:pPr>
-      <w:r>
-        <w:rPr>
-          <w:rFonts w:hint="eastAsia"/>
-          <w:lang w:val="en-US" w:eastAsia="zh-CN"/>
-        </w:rPr>
-        <w:t>可维护性：这个游戏的编程方式将方便游戏的后续维护，bug修复补丁之类的更新应用将不会很困难。</w:t>
-      </w:r>
     </w:p>
     <w:p>
       <w:pPr>
@@ -6021,8 +6203,8 @@
         </w:numPr>
         <w:ind w:left="720" w:hanging="720"/>
       </w:pPr>
-      <w:bookmarkStart w:id="46" w:name="_Toc54270157"/>
-      <w:bookmarkStart w:id="47" w:name="_Toc498919266"/>
+      <w:bookmarkStart w:id="46" w:name="_Toc498919266"/>
+      <w:bookmarkStart w:id="47" w:name="_Toc54270157"/>
       <w:r>
         <w:rPr>
           <w:rFonts w:hint="eastAsia"/>
@@ -6254,8 +6436,8 @@
         </w:numPr>
         <w:ind w:left="720" w:hanging="720"/>
       </w:pPr>
-      <w:bookmarkStart w:id="54" w:name="_Toc54270161"/>
-      <w:bookmarkStart w:id="55" w:name="_Toc498919271"/>
+      <w:bookmarkStart w:id="54" w:name="_Toc498919271"/>
+      <w:bookmarkStart w:id="55" w:name="_Toc54270161"/>
       <w:r>
         <w:rPr>
           <w:rFonts w:hint="eastAsia"/>
@@ -6328,8 +6510,8 @@
         </w:numPr>
         <w:ind w:left="720" w:hanging="720"/>
       </w:pPr>
-      <w:bookmarkStart w:id="58" w:name="_Toc498919273"/>
-      <w:bookmarkStart w:id="59" w:name="_Toc54270163"/>
+      <w:bookmarkStart w:id="58" w:name="_Toc54270163"/>
+      <w:bookmarkStart w:id="59" w:name="_Toc498919273"/>
       <w:r>
         <w:rPr>
           <w:rFonts w:hint="eastAsia"/>
@@ -6637,35 +6819,35 @@
           </w:r>
           <w:r>
             <w:rPr>
-              <w:rStyle w:val="32"/>
+              <w:rStyle w:val="33"/>
               <w:rFonts w:ascii="Times New Roman"/>
             </w:rPr>
             <w:fldChar w:fldCharType="begin"/>
           </w:r>
           <w:r>
             <w:rPr>
-              <w:rStyle w:val="32"/>
+              <w:rStyle w:val="33"/>
               <w:rFonts w:ascii="Times New Roman"/>
             </w:rPr>
             <w:instrText xml:space="preserve"> PAGE </w:instrText>
           </w:r>
           <w:r>
             <w:rPr>
-              <w:rStyle w:val="32"/>
+              <w:rStyle w:val="33"/>
               <w:rFonts w:ascii="Times New Roman"/>
             </w:rPr>
             <w:fldChar w:fldCharType="separate"/>
           </w:r>
           <w:r>
             <w:rPr>
-              <w:rStyle w:val="32"/>
+              <w:rStyle w:val="33"/>
               <w:rFonts w:ascii="Times New Roman"/>
             </w:rPr>
             <w:t>6</w:t>
           </w:r>
           <w:r>
             <w:rPr>
-              <w:rStyle w:val="32"/>
+              <w:rStyle w:val="33"/>
               <w:rFonts w:ascii="Times New Roman"/>
             </w:rPr>
             <w:fldChar w:fldCharType="end"/>
@@ -6980,6 +7162,18 @@
 <file path=word/numbering.xml><?xml version="1.0" encoding="utf-8"?>
 <w:numbering xmlns:wpc="http://schemas.microsoft.com/office/word/2010/wordprocessingCanvas" xmlns:mc="http://schemas.openxmlformats.org/markup-compatibility/2006" xmlns:o="urn:schemas-microsoft-com:office:office" xmlns:r="http://schemas.openxmlformats.org/officeDocument/2006/relationships" xmlns:m="http://schemas.openxmlformats.org/officeDocument/2006/math" xmlns:v="urn:schemas-microsoft-com:vml" xmlns:wp14="http://schemas.microsoft.com/office/word/2010/wordprocessingDrawing" xmlns:wp="http://schemas.openxmlformats.org/drawingml/2006/wordprocessingDrawing" xmlns:w10="urn:schemas-microsoft-com:office:word" xmlns:w="http://schemas.openxmlformats.org/wordprocessingml/2006/main" xmlns:w14="http://schemas.microsoft.com/office/word/2010/wordml" xmlns:wpg="http://schemas.microsoft.com/office/word/2010/wordprocessingGroup" xmlns:wpi="http://schemas.microsoft.com/office/word/2010/wordprocessingInk" xmlns:wne="http://schemas.microsoft.com/office/word/2006/wordml" xmlns:wps="http://schemas.microsoft.com/office/word/2010/wordprocessingShape" xmlns:wpsCustomData="http://www.wps.cn/officeDocument/2013/wpsCustomData" mc:Ignorable="w14 wp14">
   <w:abstractNum w:abstractNumId="0">
+    <w:nsid w:val="F42A6DEF"/>
+    <w:multiLevelType w:val="singleLevel"/>
+    <w:tmpl w:val="F42A6DEF"/>
+    <w:lvl w:ilvl="0" w:tentative="0">
+      <w:start w:val="3"/>
+      <w:numFmt w:val="decimal"/>
+      <w:suff w:val="nothing"/>
+      <w:lvlText w:val="%1、"/>
+      <w:lvlJc w:val="left"/>
+    </w:lvl>
+  </w:abstractNum>
+  <w:abstractNum w:abstractNumId="1">
     <w:nsid w:val="FFFFFFFB"/>
     <w:multiLevelType w:val="multilevel"/>
     <w:tmpl w:val="FFFFFFFB"/>
@@ -7056,28 +7250,26 @@
       <w:lvlJc w:val="left"/>
     </w:lvl>
   </w:abstractNum>
-  <w:abstractNum w:abstractNumId="1">
-    <w:nsid w:val="0585F9CA"/>
+  <w:abstractNum w:abstractNumId="2">
+    <w:nsid w:val="66D7453A"/>
     <w:multiLevelType w:val="singleLevel"/>
-    <w:tmpl w:val="0585F9CA"/>
+    <w:tmpl w:val="66D7453A"/>
     <w:lvl w:ilvl="0" w:tentative="0">
-      <w:start w:val="1"/>
+      <w:start w:val="2"/>
       <w:numFmt w:val="decimal"/>
-      <w:lvlText w:val="%1."/>
+      <w:suff w:val="nothing"/>
+      <w:lvlText w:val="%1、"/>
       <w:lvlJc w:val="left"/>
-      <w:pPr>
-        <w:ind w:left="425" w:hanging="425"/>
-      </w:pPr>
-      <w:rPr>
-        <w:rFonts w:hint="default"/>
-      </w:rPr>
     </w:lvl>
   </w:abstractNum>
   <w:num w:numId="1">
-    <w:abstractNumId w:val="0"/>
+    <w:abstractNumId w:val="1"/>
   </w:num>
   <w:num w:numId="2">
-    <w:abstractNumId w:val="1"/>
+    <w:abstractNumId w:val="2"/>
+  </w:num>
+  <w:num w:numId="3">
+    <w:abstractNumId w:val="0"/>
   </w:num>
 </w:numbering>
 </file>
@@ -7456,6 +7648,7 @@
     <w:name w:val="heading 6"/>
     <w:basedOn w:val="1"/>
     <w:next w:val="1"/>
+    <w:autoRedefine/>
     <w:qFormat/>
     <w:uiPriority w:val="0"/>
     <w:pPr>
@@ -7815,13 +8008,22 @@
     </w:rPr>
   </w:style>
   <w:style w:type="character" w:styleId="32">
+    <w:name w:val="Strong"/>
+    <w:basedOn w:val="31"/>
+    <w:qFormat/>
+    <w:uiPriority w:val="0"/>
+    <w:rPr>
+      <w:b/>
+    </w:rPr>
+  </w:style>
+  <w:style w:type="character" w:styleId="33">
     <w:name w:val="page number"/>
     <w:basedOn w:val="31"/>
     <w:autoRedefine/>
     <w:qFormat/>
     <w:uiPriority w:val="0"/>
   </w:style>
-  <w:style w:type="character" w:styleId="33">
+  <w:style w:type="character" w:styleId="34">
     <w:name w:val="Hyperlink"/>
     <w:basedOn w:val="31"/>
     <w:autoRedefine/>
@@ -7832,7 +8034,7 @@
       <w:u w:val="single"/>
     </w:rPr>
   </w:style>
-  <w:style w:type="character" w:styleId="34">
+  <w:style w:type="character" w:styleId="35">
     <w:name w:val="footnote reference"/>
     <w:basedOn w:val="31"/>
     <w:autoRedefine/>
@@ -7844,7 +8046,7 @@
       <w:vertAlign w:val="superscript"/>
     </w:rPr>
   </w:style>
-  <w:style w:type="paragraph" w:customStyle="1" w:styleId="35">
+  <w:style w:type="paragraph" w:customStyle="1" w:styleId="36">
     <w:name w:val="Paragraph2"/>
     <w:basedOn w:val="1"/>
     <w:autoRedefine/>
@@ -7860,7 +8062,7 @@
       <w:lang w:val="en-AU"/>
     </w:rPr>
   </w:style>
-  <w:style w:type="paragraph" w:customStyle="1" w:styleId="36">
+  <w:style w:type="paragraph" w:customStyle="1" w:styleId="37">
     <w:name w:val="Bullet2"/>
     <w:basedOn w:val="1"/>
     <w:autoRedefine/>
@@ -7873,7 +8075,7 @@
       <w:color w:val="000080"/>
     </w:rPr>
   </w:style>
-  <w:style w:type="paragraph" w:customStyle="1" w:styleId="37">
+  <w:style w:type="paragraph" w:customStyle="1" w:styleId="38">
     <w:name w:val="Paragraph1"/>
     <w:basedOn w:val="1"/>
     <w:autoRedefine/>
@@ -7884,7 +8086,7 @@
       <w:jc w:val="both"/>
     </w:pPr>
   </w:style>
-  <w:style w:type="paragraph" w:customStyle="1" w:styleId="38">
+  <w:style w:type="paragraph" w:customStyle="1" w:styleId="39">
     <w:name w:val="Tabletext"/>
     <w:basedOn w:val="1"/>
     <w:autoRedefine/>
@@ -7895,7 +8097,7 @@
       <w:spacing w:after="120"/>
     </w:pPr>
   </w:style>
-  <w:style w:type="paragraph" w:customStyle="1" w:styleId="39">
+  <w:style w:type="paragraph" w:customStyle="1" w:styleId="40">
     <w:name w:val="Paragraph3"/>
     <w:basedOn w:val="1"/>
     <w:autoRedefine/>
@@ -7907,7 +8109,7 @@
       <w:jc w:val="both"/>
     </w:pPr>
   </w:style>
-  <w:style w:type="paragraph" w:customStyle="1" w:styleId="40">
+  <w:style w:type="paragraph" w:customStyle="1" w:styleId="41">
     <w:name w:val="Bullet1"/>
     <w:basedOn w:val="1"/>
     <w:autoRedefine/>
@@ -7917,7 +8119,7 @@
       <w:ind w:left="720" w:hanging="432"/>
     </w:pPr>
   </w:style>
-  <w:style w:type="paragraph" w:customStyle="1" w:styleId="41">
+  <w:style w:type="paragraph" w:customStyle="1" w:styleId="42">
     <w:name w:val="Paragraph4"/>
     <w:basedOn w:val="1"/>
     <w:autoRedefine/>
@@ -7929,7 +8131,7 @@
       <w:jc w:val="both"/>
     </w:pPr>
   </w:style>
-  <w:style w:type="paragraph" w:customStyle="1" w:styleId="42">
+  <w:style w:type="paragraph" w:customStyle="1" w:styleId="43">
     <w:name w:val="Main Title"/>
     <w:basedOn w:val="1"/>
     <w:autoRedefine/>
@@ -7945,7 +8147,7 @@
       <w:sz w:val="32"/>
     </w:rPr>
   </w:style>
-  <w:style w:type="paragraph" w:customStyle="1" w:styleId="43">
+  <w:style w:type="paragraph" w:customStyle="1" w:styleId="44">
     <w:name w:val="Body"/>
     <w:basedOn w:val="1"/>
     <w:autoRedefine/>
@@ -7957,7 +8159,7 @@
       <w:jc w:val="both"/>
     </w:pPr>
   </w:style>
-  <w:style w:type="paragraph" w:customStyle="1" w:styleId="44">
+  <w:style w:type="paragraph" w:customStyle="1" w:styleId="45">
     <w:name w:val="Bullet"/>
     <w:basedOn w:val="1"/>
     <w:autoRedefine/>
@@ -7973,7 +8175,7 @@
       <w:jc w:val="both"/>
     </w:pPr>
   </w:style>
-  <w:style w:type="paragraph" w:customStyle="1" w:styleId="45">
+  <w:style w:type="paragraph" w:customStyle="1" w:styleId="46">
     <w:name w:val="InfoBlue"/>
     <w:basedOn w:val="1"/>
     <w:next w:val="14"/>
@@ -7993,7 +8195,7 @@
       <w:color w:val="0000FF"/>
     </w:rPr>
   </w:style>
-  <w:style w:type="character" w:customStyle="1" w:styleId="46">
+  <w:style w:type="character" w:customStyle="1" w:styleId="47">
     <w:name w:val="tw4winMark"/>
     <w:autoRedefine/>
     <w:qFormat/>
@@ -8005,7 +8207,7 @@
       <w:vertAlign w:val="subscript"/>
     </w:rPr>
   </w:style>
-  <w:style w:type="character" w:customStyle="1" w:styleId="47">
+  <w:style w:type="character" w:customStyle="1" w:styleId="48">
     <w:name w:val="tw4winError"/>
     <w:autoRedefine/>
     <w:qFormat/>
@@ -8016,7 +8218,7 @@
       <w:sz w:val="40"/>
     </w:rPr>
   </w:style>
-  <w:style w:type="character" w:customStyle="1" w:styleId="48">
+  <w:style w:type="character" w:customStyle="1" w:styleId="49">
     <w:name w:val="tw4winTerm"/>
     <w:autoRedefine/>
     <w:qFormat/>
@@ -8025,7 +8227,7 @@
       <w:color w:val="0000FF"/>
     </w:rPr>
   </w:style>
-  <w:style w:type="character" w:customStyle="1" w:styleId="49">
+  <w:style w:type="character" w:customStyle="1" w:styleId="50">
     <w:name w:val="tw4winPopup"/>
     <w:autoRedefine/>
     <w:qFormat/>
@@ -8035,7 +8237,7 @@
       <w:color w:val="008000"/>
     </w:rPr>
   </w:style>
-  <w:style w:type="character" w:customStyle="1" w:styleId="50">
+  <w:style w:type="character" w:customStyle="1" w:styleId="51">
     <w:name w:val="tw4winJump"/>
     <w:autoRedefine/>
     <w:qFormat/>
@@ -8045,7 +8247,7 @@
       <w:color w:val="008080"/>
     </w:rPr>
   </w:style>
-  <w:style w:type="character" w:customStyle="1" w:styleId="51">
+  <w:style w:type="character" w:customStyle="1" w:styleId="52">
     <w:name w:val="tw4winExternal"/>
     <w:autoRedefine/>
     <w:qFormat/>
@@ -8055,7 +8257,7 @@
       <w:color w:val="808080"/>
     </w:rPr>
   </w:style>
-  <w:style w:type="character" w:customStyle="1" w:styleId="52">
+  <w:style w:type="character" w:customStyle="1" w:styleId="53">
     <w:name w:val="tw4winInternal"/>
     <w:autoRedefine/>
     <w:qFormat/>
